--- a/Files/01 - Bereshis/10 - Vayigash/5785/Vayigash 5785.docx
+++ b/Files/01 - Bereshis/10 - Vayigash/5785/Vayigash 5785.docx
@@ -509,7 +509,7 @@
         <w:rPr>
           <w:rFonts w:ascii="Times New Roman" w:hAnsi="Times New Roman" w:cs="Times New Roman"/>
         </w:rPr>
-        <w:t>t engage in an intense halachic discussion on your way back to</w:t>
+        <w:t xml:space="preserve">t engage in an intense halachic discussion on your way back to </w:t>
       </w:r>
       <w:r>
         <w:rPr>
@@ -2942,7 +2942,7 @@
         <w:rPr>
           <w:rFonts w:ascii="Times New Roman" w:hAnsi="Times New Roman" w:cs="Times New Roman"/>
         </w:rPr>
-        <w:t>Now, this</w:t>
+        <w:t xml:space="preserve">Now, this </w:t>
       </w:r>
       <w:r>
         <w:rPr>

--- a/Files/01 - Bereshis/10 - Vayigash/5785/Vayigash 5785.docx
+++ b/Files/01 - Bereshis/10 - Vayigash/5785/Vayigash 5785.docx
@@ -509,7 +509,7 @@
         <w:rPr>
           <w:rFonts w:ascii="Times New Roman" w:hAnsi="Times New Roman" w:cs="Times New Roman"/>
         </w:rPr>
-        <w:t xml:space="preserve">t engage in an intense halachic discussion on your way back to </w:t>
+        <w:t>t engage in an intense halachic discussion on your way back to</w:t>
       </w:r>
       <w:r>
         <w:rPr>
@@ -2942,7 +2942,7 @@
         <w:rPr>
           <w:rFonts w:ascii="Times New Roman" w:hAnsi="Times New Roman" w:cs="Times New Roman"/>
         </w:rPr>
-        <w:t xml:space="preserve">Now, this </w:t>
+        <w:t>Now, this</w:t>
       </w:r>
       <w:r>
         <w:rPr>
@@ -3466,7 +3466,7 @@
           <w:rFonts w:ascii="Times New Roman" w:hAnsi="Times New Roman" w:cs="Times New Roman" w:hint="cs"/>
           <w:rtl/>
         </w:rPr>
-        <w:t>מצות</w:t>
+        <w:t>מצוות</w:t>
       </w:r>
       <w:r>
         <w:rPr>

--- a/Files/01 - Bereshis/10 - Vayigash/5785/Vayigash 5785.docx
+++ b/Files/01 - Bereshis/10 - Vayigash/5785/Vayigash 5785.docx
@@ -298,7 +298,7 @@
           <w:rFonts w:ascii="Times New Roman" w:hAnsi="Times New Roman" w:cs="Times New Roman"/>
           <w:rtl/>
         </w:rPr>
-        <w:t>"</w:t>
+        <w:t>״</w:t>
       </w:r>
       <w:r>
         <w:rPr>
@@ -1302,7 +1302,7 @@
           <w:rFonts w:ascii="Times New Roman" w:hAnsi="Times New Roman" w:cs="Times New Roman"/>
           <w:rtl/>
         </w:rPr>
-        <w:t>"</w:t>
+        <w:t>״</w:t>
       </w:r>
       <w:r>
         <w:rPr>
@@ -1898,7 +1898,7 @@
           <w:rFonts w:ascii="Times New Roman" w:hAnsi="Times New Roman" w:cs="Times New Roman"/>
           <w:rtl/>
         </w:rPr>
-        <w:t>"</w:t>
+        <w:t>״</w:t>
       </w:r>
       <w:r>
         <w:rPr>
